--- a/Guild_Semester_Projects/Project_Planning_Outline.docx
+++ b/Guild_Semester_Projects/Project_Planning_Outline.docx
@@ -16,21 +16,13 @@
       <w:r>
         <w:t>Please use this outline to plan your project.</w:t>
       </w:r>
-    </w:p>
-    <w:p>
-      <w:r>
-        <w:t xml:space="preserve">You can also use other products such as </w:t>
-      </w:r>
-      <w:hyperlink r:id="rId7" w:history="1">
-        <w:r>
-          <w:rPr>
-            <w:rStyle w:val="Hyperlink"/>
-          </w:rPr>
-          <w:t>www.clickup.com</w:t>
-        </w:r>
-      </w:hyperlink>
       <w:r>
         <w:t xml:space="preserve"> </w:t>
+      </w:r>
+    </w:p>
+    <w:p>
+      <w:r>
+        <w:t>Please put your project plan in your README.md file in your repository.</w:t>
       </w:r>
     </w:p>
     <w:p>
@@ -817,7 +809,7 @@
     </w:tbl>
     <w:p/>
     <w:sectPr>
-      <w:footerReference w:type="default" r:id="rId8"/>
+      <w:footerReference w:type="default" r:id="rId7"/>
       <w:pgSz w:w="12240" w:h="15840" w:code="1"/>
       <w:pgMar w:top="1440" w:right="1440" w:bottom="1440" w:left="1440" w:header="432" w:footer="720" w:gutter="0"/>
       <w:cols w:space="720"/>
@@ -946,7 +938,7 @@
       <w:rPr>
         <w:noProof/>
       </w:rPr>
-      <w:t>10/3/2024</w:t>
+      <w:t>10/4/2024</w:t>
     </w:r>
     <w:r>
       <w:fldChar w:fldCharType="end"/>
@@ -3017,7 +3009,7 @@
   <w:style w:type="paragraph" w:default="1" w:styleId="Normal">
     <w:name w:val="Normal"/>
     <w:qFormat/>
-    <w:rsid w:val="00CD3BE8"/>
+    <w:rsid w:val="00715BF2"/>
     <w:pPr>
       <w:spacing w:before="160" w:after="80" w:line="336" w:lineRule="auto"/>
     </w:pPr>
@@ -3032,7 +3024,7 @@
     <w:next w:val="Normal"/>
     <w:link w:val="Heading1Char"/>
     <w:qFormat/>
-    <w:rsid w:val="00CD3BE8"/>
+    <w:rsid w:val="00715BF2"/>
     <w:pPr>
       <w:keepNext/>
       <w:spacing w:before="400" w:after="200" w:line="240" w:lineRule="auto"/>
@@ -3052,7 +3044,7 @@
     <w:next w:val="Normal"/>
     <w:link w:val="Heading2Char"/>
     <w:qFormat/>
-    <w:rsid w:val="00CD3BE8"/>
+    <w:rsid w:val="00715BF2"/>
     <w:pPr>
       <w:keepNext/>
       <w:pBdr>
@@ -3075,7 +3067,7 @@
     <w:basedOn w:val="Normal"/>
     <w:next w:val="Normal"/>
     <w:qFormat/>
-    <w:rsid w:val="00CD3BE8"/>
+    <w:rsid w:val="00715BF2"/>
     <w:pPr>
       <w:keepNext/>
       <w:autoSpaceDE w:val="0"/>
@@ -3119,7 +3111,7 @@
     <w:uiPriority w:val="1"/>
     <w:semiHidden/>
     <w:unhideWhenUsed/>
-    <w:rsid w:val="00CD3BE8"/>
+    <w:rsid w:val="00715BF2"/>
   </w:style>
   <w:style w:type="table" w:default="1" w:styleId="TableNormal">
     <w:name w:val="Normal Table"/>
@@ -3141,12 +3133,12 @@
     <w:uiPriority w:val="99"/>
     <w:semiHidden/>
     <w:unhideWhenUsed/>
-    <w:rsid w:val="00CD3BE8"/>
+    <w:rsid w:val="00715BF2"/>
   </w:style>
   <w:style w:type="paragraph" w:styleId="Footer">
     <w:name w:val="footer"/>
     <w:basedOn w:val="Normal"/>
-    <w:rsid w:val="00CD3BE8"/>
+    <w:rsid w:val="00715BF2"/>
     <w:pPr>
       <w:pBdr>
         <w:top w:val="single" w:sz="4" w:space="1" w:color="auto"/>
@@ -3164,7 +3156,7 @@
   <w:style w:type="paragraph" w:styleId="Header">
     <w:name w:val="header"/>
     <w:basedOn w:val="Normal"/>
-    <w:rsid w:val="00CD3BE8"/>
+    <w:rsid w:val="00715BF2"/>
     <w:pPr>
       <w:tabs>
         <w:tab w:val="left" w:pos="5040"/>
@@ -3178,7 +3170,7 @@
   <w:style w:type="paragraph" w:customStyle="1" w:styleId="Outlinenumbering">
     <w:name w:val="Outline numbering"/>
     <w:basedOn w:val="Normal"/>
-    <w:rsid w:val="00CD3BE8"/>
+    <w:rsid w:val="00715BF2"/>
     <w:pPr>
       <w:numPr>
         <w:numId w:val="1"/>
@@ -3196,7 +3188,7 @@
   <w:style w:type="paragraph" w:customStyle="1" w:styleId="NumberedHeading2">
     <w:name w:val="Numbered Heading 2"/>
     <w:basedOn w:val="Normal"/>
-    <w:rsid w:val="00CD3BE8"/>
+    <w:rsid w:val="00715BF2"/>
     <w:pPr>
       <w:numPr>
         <w:numId w:val="2"/>
@@ -3206,11 +3198,11 @@
   <w:style w:type="character" w:styleId="PageNumber">
     <w:name w:val="page number"/>
     <w:basedOn w:val="DefaultParagraphFont"/>
-    <w:rsid w:val="00CD3BE8"/>
+    <w:rsid w:val="00715BF2"/>
   </w:style>
   <w:style w:type="character" w:styleId="Hyperlink">
     <w:name w:val="Hyperlink"/>
-    <w:rsid w:val="00CD3BE8"/>
+    <w:rsid w:val="00715BF2"/>
     <w:rPr>
       <w:color w:val="0000FF"/>
       <w:u w:val="single"/>
@@ -3218,7 +3210,7 @@
   </w:style>
   <w:style w:type="character" w:styleId="FollowedHyperlink">
     <w:name w:val="FollowedHyperlink"/>
-    <w:rsid w:val="00CD3BE8"/>
+    <w:rsid w:val="00715BF2"/>
     <w:rPr>
       <w:color w:val="800080"/>
       <w:u w:val="single"/>
@@ -3229,7 +3221,7 @@
     <w:basedOn w:val="Normal"/>
     <w:uiPriority w:val="34"/>
     <w:qFormat/>
-    <w:rsid w:val="00CD3BE8"/>
+    <w:rsid w:val="00715BF2"/>
     <w:pPr>
       <w:ind w:left="720"/>
     </w:pPr>
@@ -3267,7 +3259,7 @@
     <w:uiPriority w:val="39"/>
     <w:unhideWhenUsed/>
     <w:qFormat/>
-    <w:rsid w:val="00CD3BE8"/>
+    <w:rsid w:val="00715BF2"/>
     <w:pPr>
       <w:keepLines/>
       <w:spacing w:after="0" w:line="259" w:lineRule="auto"/>
@@ -3284,7 +3276,7 @@
     <w:name w:val="Code"/>
     <w:basedOn w:val="Normal"/>
     <w:qFormat/>
-    <w:rsid w:val="00CD3BE8"/>
+    <w:rsid w:val="00715BF2"/>
     <w:pPr>
       <w:spacing w:before="80" w:line="240" w:lineRule="auto"/>
     </w:pPr>
@@ -3300,7 +3292,7 @@
     <w:uiPriority w:val="39"/>
     <w:semiHidden/>
     <w:unhideWhenUsed/>
-    <w:rsid w:val="00CD3BE8"/>
+    <w:rsid w:val="00715BF2"/>
     <w:pPr>
       <w:spacing w:after="100" w:line="240" w:lineRule="auto"/>
     </w:pPr>
@@ -3313,7 +3305,7 @@
     <w:uiPriority w:val="39"/>
     <w:semiHidden/>
     <w:unhideWhenUsed/>
-    <w:rsid w:val="00CD3BE8"/>
+    <w:rsid w:val="00715BF2"/>
     <w:pPr>
       <w:spacing w:after="100" w:line="240" w:lineRule="auto"/>
       <w:ind w:left="202"/>
@@ -3327,7 +3319,7 @@
     <w:uiPriority w:val="39"/>
     <w:semiHidden/>
     <w:unhideWhenUsed/>
-    <w:rsid w:val="00CD3BE8"/>
+    <w:rsid w:val="00715BF2"/>
     <w:pPr>
       <w:spacing w:after="100" w:line="240" w:lineRule="auto"/>
       <w:ind w:left="403"/>
